--- a/Tests/OOXMLSwiftTests/Fixtures/mdocx/08-explicit-id-everywhere/explicit-id-everywhere.normalized.docx
+++ b/Tests/OOXMLSwiftTests/Fixtures/mdocx/08-explicit-id-everywhere/explicit-id-everywhere.normalized.docx
@@ -4,27 +4,25 @@
   <w:body>
     <w:p>
       <w:r>
-        <w:t xml:space="preserve">see </w:t>
+        <w:t>see </w:t>
       </w:r>
       <w:hyperlink w:anchor="body_anchor">
         <w:r>
-          <w:t xml:space="preserve">the body</w:t>
+          <w:t>the body</w:t>
         </w:r>
       </w:hyperlink>
       <w:r>
-        <w:t xml:space="preserve">.</w:t>
+        <w:t>.</w:t>
       </w:r>
     </w:p>
     <w:p>
-      <w:bookmarkStart w:id="0" w:name="body_anchor"/>
+      <w:bookmarkStart w:id="00000001" w:name="body_anchor"/>
       <w:r>
-        <w:t xml:space="preserve">Body content.</w:t>
+        <w:t>Body content.</w:t>
       </w:r>
-      <w:bookmarkEnd w:id="0"/>
+      <w:bookmarkEnd w:id="00000001"/>
     </w:p>
-    <w:sectPr>
-      <w:pgSz w:w="12240" w:h="15840"/>
-    </w:sectPr>
+    <w:sectPr/>
   </w:body>
 </w:document>
 </file>